--- a/Tailored_CVs/Shinoy_ALTEN_Test_Automation_Engineer_C_.docx
+++ b/Tailored_CVs/Shinoy_ALTEN_Test_Automation_Engineer_C_.docx
@@ -70,7 +70,7 @@
           <w:b w:val="0"/>
           <w:sz w:val="19"/>
         </w:rPr>
-        <w:t>I am a QA automation engineer with over 8 years of experience building scalable testing frameworks using Playwright, TypeScript, and Java. My background includes designing integration tests for backend workflows and collaborating with cross-functional teams to deliver reliable software. I also bring hands-on experience using tools like Gemini Code Assist to streamline test generation and deployment scripts.</w:t>
+        <w:t>I am a QA automation engineer with over eight years of experience building scalable testing frameworks and working on backend financial systems. I have hands-on experience using TypeScript and Playwright for frontend and end-to-end workflows, alongside setting up continuous integration pipelines. I bring a practical approach to test automation and collaborate closely with development teams to maintain high software quality.</w:t>
       </w:r>
     </w:p>
     <w:p>
@@ -288,7 +288,7 @@
           <w:b w:val="0"/>
           <w:sz w:val="18"/>
         </w:rPr>
-        <w:t>▸ Migrated existing automation frameworks to Playwright and TypeScript for endtoend workflows, improving execution efficiency by 20%.</w:t>
+        <w:t>▸ Migrated automation frameworks to TypeScript and Playwright for complex user workflows, improving overall test execution efficiency.</w:t>
       </w:r>
     </w:p>
     <w:p>
@@ -301,7 +301,7 @@
           <w:b w:val="0"/>
           <w:sz w:val="18"/>
         </w:rPr>
-        <w:t>▸ Wrote and maintained integration tests for backend credit risk workflows, ensuring data integrity through complex Oracle SQL validation.</w:t>
+        <w:t>▸ Built and maintained scalable test automation frameworks using Selenium and TypeScript to validate backend workflows.</w:t>
       </w:r>
     </w:p>
     <w:p>
@@ -314,7 +314,7 @@
           <w:b w:val="0"/>
           <w:sz w:val="18"/>
         </w:rPr>
-        <w:t>▸ Collaborated with crossfunctional Agile teams and product owners to translate business requirements into technical testing strategies.</w:t>
+        <w:t>▸ Collaborated with crossfunctional development and SRE teams to align testing strategies and reduce defect leakage before deployment.</w:t>
       </w:r>
     </w:p>
     <w:p>
@@ -327,7 +327,7 @@
           <w:b w:val="0"/>
           <w:sz w:val="18"/>
         </w:rPr>
-        <w:t>▸ Streamlined test generation and deployment scripts utilizing AI tools like Gemini Code Assist.</w:t>
+        <w:t>▸ Streamlined test script generation and deployment tasks using Gemini Code Assist to speed up delivery.</w:t>
       </w:r>
     </w:p>
     <w:p>
